--- a/proposal.docx
+++ b/proposal.docx
@@ -223,9 +223,10 @@
     </w:p>
     <w:p>
       <w:pPr>
+        <w:pStyle w:val="ListParagraph"/>
         <w:numPr>
           <w:ilvl w:val="0"/>
-          <w:numId w:val="3"/>
+          <w:numId w:val="8"/>
         </w:numPr>
         <w:rPr>
           <w:b/>
@@ -237,14 +238,15 @@
           <w:b/>
           <w:bCs/>
         </w:rPr>
-        <w:t xml:space="preserve">What is the baseline performance of simple models? </w:t>
-      </w:r>
-    </w:p>
-    <w:p>
-      <w:pPr>
+        <w:t xml:space="preserve">How do baseline models perform? </w:t>
+      </w:r>
+    </w:p>
+    <w:p>
+      <w:pPr>
+        <w:pStyle w:val="ListParagraph"/>
         <w:numPr>
           <w:ilvl w:val="0"/>
-          <w:numId w:val="3"/>
+          <w:numId w:val="8"/>
         </w:numPr>
         <w:rPr>
           <w:b/>
@@ -256,14 +258,15 @@
           <w:b/>
           <w:bCs/>
         </w:rPr>
-        <w:t xml:space="preserve">Which machine learning model performs best? </w:t>
-      </w:r>
-    </w:p>
-    <w:p>
-      <w:pPr>
+        <w:t xml:space="preserve">Which model performs best? </w:t>
+      </w:r>
+    </w:p>
+    <w:p>
+      <w:pPr>
+        <w:pStyle w:val="ListParagraph"/>
         <w:numPr>
           <w:ilvl w:val="0"/>
-          <w:numId w:val="3"/>
+          <w:numId w:val="8"/>
         </w:numPr>
         <w:rPr>
           <w:b/>
@@ -275,14 +278,15 @@
           <w:b/>
           <w:bCs/>
         </w:rPr>
-        <w:t xml:space="preserve">How does preprocessing affect performance? </w:t>
-      </w:r>
-    </w:p>
-    <w:p>
-      <w:pPr>
+        <w:t xml:space="preserve">Does preprocessing improve performance? </w:t>
+      </w:r>
+    </w:p>
+    <w:p>
+      <w:pPr>
+        <w:pStyle w:val="ListParagraph"/>
         <w:numPr>
           <w:ilvl w:val="0"/>
-          <w:numId w:val="3"/>
+          <w:numId w:val="8"/>
         </w:numPr>
         <w:rPr>
           <w:b/>
@@ -294,14 +298,15 @@
           <w:b/>
           <w:bCs/>
         </w:rPr>
-        <w:t xml:space="preserve">Which features influence performance the most? </w:t>
-      </w:r>
-    </w:p>
-    <w:p>
-      <w:pPr>
+        <w:t xml:space="preserve">Which features are important? </w:t>
+      </w:r>
+    </w:p>
+    <w:p>
+      <w:pPr>
+        <w:pStyle w:val="ListParagraph"/>
         <w:numPr>
           <w:ilvl w:val="0"/>
-          <w:numId w:val="3"/>
+          <w:numId w:val="8"/>
         </w:numPr>
         <w:rPr>
           <w:b/>
@@ -313,14 +318,15 @@
           <w:b/>
           <w:bCs/>
         </w:rPr>
-        <w:t xml:space="preserve">How do different evaluation metrics compare? </w:t>
-      </w:r>
-    </w:p>
-    <w:p>
-      <w:pPr>
+        <w:t xml:space="preserve">How do evaluation metrics compare? </w:t>
+      </w:r>
+    </w:p>
+    <w:p>
+      <w:pPr>
+        <w:pStyle w:val="ListParagraph"/>
         <w:numPr>
           <w:ilvl w:val="0"/>
-          <w:numId w:val="3"/>
+          <w:numId w:val="8"/>
         </w:numPr>
         <w:rPr>
           <w:b/>
@@ -332,14 +338,15 @@
           <w:b/>
           <w:bCs/>
         </w:rPr>
-        <w:t xml:space="preserve">How robust is the model across datasets? </w:t>
-      </w:r>
-    </w:p>
-    <w:p>
-      <w:pPr>
+        <w:t xml:space="preserve">Is the model robust? </w:t>
+      </w:r>
+    </w:p>
+    <w:p>
+      <w:pPr>
+        <w:pStyle w:val="ListParagraph"/>
         <w:numPr>
           <w:ilvl w:val="0"/>
-          <w:numId w:val="3"/>
+          <w:numId w:val="8"/>
         </w:numPr>
         <w:rPr>
           <w:b/>
@@ -351,7 +358,7 @@
           <w:b/>
           <w:bCs/>
         </w:rPr>
-        <w:t>Which model should be selected for deployment?</w:t>
+        <w:t>Which model should be selected?</w:t>
       </w:r>
     </w:p>
     <w:p>
@@ -363,6 +370,13 @@
           <w:color w:val="156082" w:themeColor="accent1"/>
         </w:rPr>
       </w:pPr>
+      <w:r>
+        <w:rPr>
+          <w:b/>
+          <w:bCs/>
+        </w:rPr>
+        <w:t xml:space="preserve"> </w:t>
+      </w:r>
       <w:r>
         <w:rPr>
           <w:b/>
@@ -407,7 +421,6 @@
           <w:b/>
           <w:bCs/>
         </w:rPr>
-        <w:lastRenderedPageBreak/>
         <w:t xml:space="preserve">Feature encoding </w:t>
       </w:r>
     </w:p>
@@ -464,6 +477,7 @@
           <w:bCs/>
           <w:color w:val="156082" w:themeColor="accent1"/>
         </w:rPr>
+        <w:lastRenderedPageBreak/>
         <w:t>Models Used</w:t>
       </w:r>
     </w:p>
@@ -1658,6 +1672,92 @@
     </w:lvl>
   </w:abstractNum>
   <w:abstractNum w:abstractNumId="6" w15:restartNumberingAfterBreak="0">
+    <w:nsid w:val="67EF0E84"/>
+    <w:multiLevelType w:val="hybridMultilevel"/>
+    <w:tmpl w:val="226E24B6"/>
+    <w:lvl w:ilvl="0" w:tplc="4009000F">
+      <w:start w:val="1"/>
+      <w:numFmt w:val="decimal"/>
+      <w:lvlText w:val="%1."/>
+      <w:lvlJc w:val="left"/>
+      <w:pPr>
+        <w:ind w:left="1080" w:hanging="360"/>
+      </w:pPr>
+    </w:lvl>
+    <w:lvl w:ilvl="1" w:tplc="40090019" w:tentative="1">
+      <w:start w:val="1"/>
+      <w:numFmt w:val="lowerLetter"/>
+      <w:lvlText w:val="%2."/>
+      <w:lvlJc w:val="left"/>
+      <w:pPr>
+        <w:ind w:left="1800" w:hanging="360"/>
+      </w:pPr>
+    </w:lvl>
+    <w:lvl w:ilvl="2" w:tplc="4009001B" w:tentative="1">
+      <w:start w:val="1"/>
+      <w:numFmt w:val="lowerRoman"/>
+      <w:lvlText w:val="%3."/>
+      <w:lvlJc w:val="right"/>
+      <w:pPr>
+        <w:ind w:left="2520" w:hanging="180"/>
+      </w:pPr>
+    </w:lvl>
+    <w:lvl w:ilvl="3" w:tplc="4009000F" w:tentative="1">
+      <w:start w:val="1"/>
+      <w:numFmt w:val="decimal"/>
+      <w:lvlText w:val="%4."/>
+      <w:lvlJc w:val="left"/>
+      <w:pPr>
+        <w:ind w:left="3240" w:hanging="360"/>
+      </w:pPr>
+    </w:lvl>
+    <w:lvl w:ilvl="4" w:tplc="40090019" w:tentative="1">
+      <w:start w:val="1"/>
+      <w:numFmt w:val="lowerLetter"/>
+      <w:lvlText w:val="%5."/>
+      <w:lvlJc w:val="left"/>
+      <w:pPr>
+        <w:ind w:left="3960" w:hanging="360"/>
+      </w:pPr>
+    </w:lvl>
+    <w:lvl w:ilvl="5" w:tplc="4009001B" w:tentative="1">
+      <w:start w:val="1"/>
+      <w:numFmt w:val="lowerRoman"/>
+      <w:lvlText w:val="%6."/>
+      <w:lvlJc w:val="right"/>
+      <w:pPr>
+        <w:ind w:left="4680" w:hanging="180"/>
+      </w:pPr>
+    </w:lvl>
+    <w:lvl w:ilvl="6" w:tplc="4009000F" w:tentative="1">
+      <w:start w:val="1"/>
+      <w:numFmt w:val="decimal"/>
+      <w:lvlText w:val="%7."/>
+      <w:lvlJc w:val="left"/>
+      <w:pPr>
+        <w:ind w:left="5400" w:hanging="360"/>
+      </w:pPr>
+    </w:lvl>
+    <w:lvl w:ilvl="7" w:tplc="40090019" w:tentative="1">
+      <w:start w:val="1"/>
+      <w:numFmt w:val="lowerLetter"/>
+      <w:lvlText w:val="%8."/>
+      <w:lvlJc w:val="left"/>
+      <w:pPr>
+        <w:ind w:left="6120" w:hanging="360"/>
+      </w:pPr>
+    </w:lvl>
+    <w:lvl w:ilvl="8" w:tplc="4009001B" w:tentative="1">
+      <w:start w:val="1"/>
+      <w:numFmt w:val="lowerRoman"/>
+      <w:lvlText w:val="%9."/>
+      <w:lvlJc w:val="right"/>
+      <w:pPr>
+        <w:ind w:left="6840" w:hanging="180"/>
+      </w:pPr>
+    </w:lvl>
+  </w:abstractNum>
+  <w:abstractNum w:abstractNumId="7" w15:restartNumberingAfterBreak="0">
     <w:nsid w:val="67F6286B"/>
     <w:multiLevelType w:val="multilevel"/>
     <w:tmpl w:val="7AB63F28"/>
@@ -1816,7 +1916,7 @@
     <w:abstractNumId w:val="4"/>
   </w:num>
   <w:num w:numId="4" w16cid:durableId="652027227">
-    <w:abstractNumId w:val="6"/>
+    <w:abstractNumId w:val="7"/>
   </w:num>
   <w:num w:numId="5" w16cid:durableId="237906856">
     <w:abstractNumId w:val="2"/>
@@ -1826,6 +1926,9 @@
   </w:num>
   <w:num w:numId="7" w16cid:durableId="1791393599">
     <w:abstractNumId w:val="5"/>
+  </w:num>
+  <w:num w:numId="8" w16cid:durableId="777216906">
+    <w:abstractNumId w:val="6"/>
   </w:num>
 </w:numbering>
 </file>
